--- a/241009_SectionManager_DesignCreative.docx
+++ b/241009_SectionManager_DesignCreative.docx
@@ -445,7 +445,9 @@
           <w:p>
             <w:pPr>
               <w:rPr>
-                <w:cs/>
+                <w:rFonts w:hint="cs"/>
+                <w:sz w:val="28"/>
+                <w:szCs w:val="28"/>
                 <w:lang w:val="en-US" w:bidi="th-TH"/>
               </w:rPr>
             </w:pPr>
@@ -453,20 +455,11 @@
               <w:rPr>
                 <w:rFonts w:ascii="Browallia New" w:eastAsia="Browallia New" w:hAnsi="Browallia New" w:cs="Browallia New"/>
                 <w:i/>
-                <w:color w:val="808080"/>
+                <w:sz w:val="28"/>
+                <w:szCs w:val="28"/>
                 <w:lang w:val="en-US" w:bidi="th-TH"/>
               </w:rPr>
-              <w:t>HR</w:t>
-            </w:r>
-            <w:r>
-              <w:rPr>
-                <w:rFonts w:ascii="Browallia New" w:eastAsia="Browallia New" w:hAnsi="Browallia New" w:cs="Browallia New" w:hint="cs"/>
-                <w:i/>
-                <w:color w:val="808080"/>
-                <w:cs/>
-                <w:lang w:val="en-US" w:bidi="th-TH"/>
-              </w:rPr>
-              <w:t xml:space="preserve"> จะเติมข้อมูลส่วนนี้ให้</w:t>
+              <w:t>Section Manager</w:t>
             </w:r>
           </w:p>
         </w:tc>
@@ -494,24 +487,21 @@
             <w:tcW w:w="5331" w:type="dxa"/>
           </w:tcPr>
           <w:p>
-            <w:r>
-              <w:rPr>
-                <w:rFonts w:ascii="Browallia New" w:eastAsia="Browallia New" w:hAnsi="Browallia New" w:cs="Browallia New"/>
-                <w:i/>
-                <w:color w:val="808080"/>
+            <w:pPr>
+              <w:rPr>
+                <w:sz w:val="28"/>
+                <w:szCs w:val="28"/>
+              </w:rPr>
+            </w:pPr>
+            <w:r>
+              <w:rPr>
+                <w:rFonts w:ascii="Browallia New" w:eastAsia="Browallia New" w:hAnsi="Browallia New" w:cs="Browallia New"/>
+                <w:iCs/>
+                <w:sz w:val="28"/>
+                <w:szCs w:val="28"/>
                 <w:lang w:val="en-US" w:bidi="th-TH"/>
               </w:rPr>
-              <w:t>HR</w:t>
-            </w:r>
-            <w:r>
-              <w:rPr>
-                <w:rFonts w:ascii="Browallia New" w:eastAsia="Browallia New" w:hAnsi="Browallia New" w:cs="Browallia New" w:hint="cs"/>
-                <w:i/>
-                <w:color w:val="808080"/>
-                <w:cs/>
-                <w:lang w:val="en-US" w:bidi="th-TH"/>
-              </w:rPr>
-              <w:t xml:space="preserve"> จะเติมข้อมูลส่วนนี้ให้</w:t>
+              <w:t>Marketing</w:t>
             </w:r>
           </w:p>
         </w:tc>
@@ -539,24 +529,21 @@
             <w:tcW w:w="5331" w:type="dxa"/>
           </w:tcPr>
           <w:p>
-            <w:r>
-              <w:rPr>
-                <w:rFonts w:ascii="Browallia New" w:eastAsia="Browallia New" w:hAnsi="Browallia New" w:cs="Browallia New"/>
-                <w:i/>
-                <w:color w:val="808080"/>
+            <w:pPr>
+              <w:rPr>
+                <w:sz w:val="28"/>
+                <w:szCs w:val="28"/>
+              </w:rPr>
+            </w:pPr>
+            <w:r>
+              <w:rPr>
+                <w:rFonts w:ascii="Browallia New" w:eastAsia="Browallia New" w:hAnsi="Browallia New" w:cs="Browallia New"/>
+                <w:iCs/>
+                <w:sz w:val="28"/>
+                <w:szCs w:val="28"/>
                 <w:lang w:val="en-US" w:bidi="th-TH"/>
               </w:rPr>
-              <w:t>HR</w:t>
-            </w:r>
-            <w:r>
-              <w:rPr>
-                <w:rFonts w:ascii="Browallia New" w:eastAsia="Browallia New" w:hAnsi="Browallia New" w:cs="Browallia New" w:hint="cs"/>
-                <w:i/>
-                <w:color w:val="808080"/>
-                <w:cs/>
-                <w:lang w:val="en-US" w:bidi="th-TH"/>
-              </w:rPr>
-              <w:t xml:space="preserve"> จะเติมข้อมูลส่วนนี้ให้</w:t>
+              <w:t>-</w:t>
             </w:r>
           </w:p>
         </w:tc>
@@ -584,24 +571,21 @@
             <w:tcW w:w="5331" w:type="dxa"/>
           </w:tcPr>
           <w:p>
-            <w:r>
-              <w:rPr>
-                <w:rFonts w:ascii="Browallia New" w:eastAsia="Browallia New" w:hAnsi="Browallia New" w:cs="Browallia New"/>
-                <w:i/>
-                <w:color w:val="808080"/>
-                <w:lang w:val="en-US" w:bidi="th-TH"/>
-              </w:rPr>
-              <w:t>HR</w:t>
-            </w:r>
-            <w:r>
-              <w:rPr>
-                <w:rFonts w:ascii="Browallia New" w:eastAsia="Browallia New" w:hAnsi="Browallia New" w:cs="Browallia New" w:hint="cs"/>
-                <w:i/>
-                <w:color w:val="808080"/>
-                <w:cs/>
-                <w:lang w:val="en-US" w:bidi="th-TH"/>
-              </w:rPr>
-              <w:t xml:space="preserve"> จะเติมข้อมูลส่วนนี้ให้</w:t>
+            <w:pPr>
+              <w:rPr>
+                <w:sz w:val="28"/>
+                <w:szCs w:val="28"/>
+              </w:rPr>
+            </w:pPr>
+            <w:r>
+              <w:rPr>
+                <w:rFonts w:ascii="Browallia New" w:eastAsia="Browallia New" w:hAnsi="Browallia New" w:cs="Browallia New"/>
+                <w:iCs/>
+                <w:sz w:val="28"/>
+                <w:szCs w:val="28"/>
+                <w:lang w:bidi="th-TH"/>
+              </w:rPr>
+              <w:t>Product &amp; Packaging</w:t>
             </w:r>
           </w:p>
         </w:tc>
@@ -629,24 +613,22 @@
             <w:tcW w:w="5331" w:type="dxa"/>
           </w:tcPr>
           <w:p>
-            <w:r>
-              <w:rPr>
-                <w:rFonts w:ascii="Browallia New" w:eastAsia="Browallia New" w:hAnsi="Browallia New" w:cs="Browallia New"/>
-                <w:i/>
-                <w:color w:val="808080"/>
-                <w:lang w:val="en-US" w:bidi="th-TH"/>
-              </w:rPr>
-              <w:t>HR</w:t>
-            </w:r>
-            <w:r>
-              <w:rPr>
-                <w:rFonts w:ascii="Browallia New" w:eastAsia="Browallia New" w:hAnsi="Browallia New" w:cs="Browallia New" w:hint="cs"/>
-                <w:i/>
-                <w:color w:val="808080"/>
-                <w:cs/>
-                <w:lang w:val="en-US" w:bidi="th-TH"/>
-              </w:rPr>
-              <w:t xml:space="preserve"> จะเติมข้อมูลส่วนนี้ให้</w:t>
+            <w:pPr>
+              <w:rPr>
+                <w:sz w:val="28"/>
+                <w:szCs w:val="28"/>
+              </w:rPr>
+            </w:pPr>
+            <w:r>
+              <w:rPr>
+                <w:rFonts w:ascii="Browallia New" w:eastAsia="Browallia New" w:hAnsi="Browallia New" w:cs="Browallia New"/>
+                <w:iCs/>
+                <w:sz w:val="28"/>
+                <w:szCs w:val="28"/>
+                <w:cs/>
+                <w:lang w:val="en-US"/>
+              </w:rPr>
+              <w:t>ณัฐฉวินี นิคมชัยประเสริฐ</w:t>
             </w:r>
           </w:p>
         </w:tc>
@@ -674,24 +656,22 @@
             <w:tcW w:w="5331" w:type="dxa"/>
           </w:tcPr>
           <w:p>
-            <w:r>
-              <w:rPr>
-                <w:rFonts w:ascii="Browallia New" w:eastAsia="Browallia New" w:hAnsi="Browallia New" w:cs="Browallia New"/>
-                <w:i/>
-                <w:color w:val="808080"/>
-                <w:lang w:val="en-US" w:bidi="th-TH"/>
-              </w:rPr>
-              <w:t>HR</w:t>
-            </w:r>
-            <w:r>
-              <w:rPr>
-                <w:rFonts w:ascii="Browallia New" w:eastAsia="Browallia New" w:hAnsi="Browallia New" w:cs="Browallia New" w:hint="cs"/>
-                <w:i/>
-                <w:color w:val="808080"/>
-                <w:cs/>
-                <w:lang w:val="en-US" w:bidi="th-TH"/>
-              </w:rPr>
-              <w:t xml:space="preserve"> จะเติมข้อมูลส่วนนี้ให้</w:t>
+            <w:pPr>
+              <w:rPr>
+                <w:sz w:val="28"/>
+                <w:szCs w:val="28"/>
+              </w:rPr>
+            </w:pPr>
+            <w:r>
+              <w:rPr>
+                <w:rFonts w:ascii="Browallia New" w:eastAsia="Browallia New" w:hAnsi="Browallia New" w:cs="Browallia New"/>
+                <w:iCs/>
+                <w:sz w:val="28"/>
+                <w:szCs w:val="28"/>
+                <w:cs/>
+                <w:lang w:val="en-US"/>
+              </w:rPr>
+              <w:t>ณัฐฉวินี นิคมชัยประเสริฐ</w:t>
             </w:r>
           </w:p>
         </w:tc>
@@ -808,7 +788,7 @@
             <w:pPr>
               <w:jc w:val="center"/>
               <w:rPr>
-                <w:rFonts w:ascii="Browallia New" w:eastAsia="Browallia New" w:hAnsi="Browallia New" w:cs="Browallia New" w:hint="cs"/>
+                <w:rFonts w:ascii="Browallia New" w:eastAsia="Browallia New" w:hAnsi="Browallia New" w:cs="Browallia New"/>
                 <w:i/>
                 <w:color w:val="C8102E"/>
                 <w:sz w:val="26"/>
@@ -934,7 +914,7 @@
             <w:pPr>
               <w:jc w:val="center"/>
               <w:rPr>
-                <w:rFonts w:cs="Angsana New" w:hint="cs"/>
+                <w:rFonts w:cs="Angsana New"/>
                 <w:szCs w:val="30"/>
                 <w:lang w:val="en-US" w:bidi="th-TH"/>
               </w:rPr>
@@ -1045,9 +1025,21 @@
             <w:pPr>
               <w:jc w:val="center"/>
               <w:rPr>
+                <w:rFonts w:hint="cs"/>
+                <w:lang w:val="en-US" w:bidi="th-TH"/>
+              </w:rPr>
+            </w:pPr>
+            <w:r>
+              <w:rPr>
+                <w:rFonts w:ascii="Browallia New" w:eastAsia="Browallia New" w:hAnsi="Browallia New" w:cs="Browallia New"/>
+                <w:iCs/>
+                <w:sz w:val="28"/>
+                <w:szCs w:val="28"/>
+                <w:cs/>
                 <w:lang w:val="en-US"/>
               </w:rPr>
-            </w:pPr>
+              <w:t>ณัฐฉวินี นิคมชัยประเสริฐ</w:t>
+            </w:r>
           </w:p>
         </w:tc>
       </w:tr>
@@ -1364,17 +1356,7 @@
                 <w:color w:val="808080"/>
                 <w:lang w:val="en-US" w:bidi="th-TH"/>
               </w:rPr>
-              <w:t>HR</w:t>
-            </w:r>
-            <w:r>
-              <w:rPr>
-                <w:rFonts w:ascii="Browallia New" w:eastAsia="Browallia New" w:hAnsi="Browallia New" w:cs="Browallia New" w:hint="cs"/>
-                <w:i/>
-                <w:color w:val="808080"/>
-                <w:cs/>
-                <w:lang w:val="en-US" w:bidi="th-TH"/>
-              </w:rPr>
-              <w:t xml:space="preserve"> จะเติมข้อมูลส่วนนี้ให้</w:t>
+              <w:t>2</w:t>
             </w:r>
           </w:p>
         </w:tc>
@@ -1393,17 +1375,7 @@
                 <w:color w:val="808080"/>
                 <w:lang w:val="en-US" w:bidi="th-TH"/>
               </w:rPr>
-              <w:t>HR</w:t>
-            </w:r>
-            <w:r>
-              <w:rPr>
-                <w:rFonts w:ascii="Browallia New" w:eastAsia="Browallia New" w:hAnsi="Browallia New" w:cs="Browallia New" w:hint="cs"/>
-                <w:i/>
-                <w:color w:val="808080"/>
-                <w:cs/>
-                <w:lang w:val="en-US" w:bidi="th-TH"/>
-              </w:rPr>
-              <w:t xml:space="preserve"> จะเติมข้อมูลส่วนนี้ให้</w:t>
+              <w:t>-</w:t>
             </w:r>
           </w:p>
         </w:tc>
@@ -1424,19 +1396,7 @@
                 <w:szCs w:val="22"/>
                 <w:lang w:val="en-US" w:bidi="th-TH"/>
               </w:rPr>
-              <w:t>HR</w:t>
-            </w:r>
-            <w:r>
-              <w:rPr>
-                <w:rFonts w:ascii="Browallia New" w:eastAsia="Browallia New" w:hAnsi="Browallia New" w:cs="Browallia New" w:hint="cs"/>
-                <w:i/>
-                <w:color w:val="808080"/>
-                <w:sz w:val="22"/>
-                <w:szCs w:val="22"/>
-                <w:cs/>
-                <w:lang w:val="en-US" w:bidi="th-TH"/>
-              </w:rPr>
-              <w:t xml:space="preserve"> จะเติมข้อมูลส่วนนี้ให้</w:t>
+              <w:t>2</w:t>
             </w:r>
           </w:p>
         </w:tc>
@@ -8047,6 +8007,7 @@
                   <w14:uncheckedState w14:val="2610" w14:font="MS Gothic"/>
                 </w14:checkbox>
               </w:sdtPr>
+              <w:sdtEndPr/>
               <w:sdtContent>
                 <w:r>
                   <w:rPr>
@@ -8077,6 +8038,7 @@
                   <w14:uncheckedState w14:val="2610" w14:font="MS Gothic"/>
                 </w14:checkbox>
               </w:sdtPr>
+              <w:sdtEndPr/>
               <w:sdtContent>
                 <w:r>
                   <w:rPr>
@@ -8106,6 +8068,7 @@
                   <w14:uncheckedState w14:val="2610" w14:font="MS Gothic"/>
                 </w14:checkbox>
               </w:sdtPr>
+              <w:sdtEndPr/>
               <w:sdtContent>
                 <w:r>
                   <w:rPr>
@@ -8135,6 +8098,7 @@
                   <w14:uncheckedState w14:val="2610" w14:font="MS Gothic"/>
                 </w14:checkbox>
               </w:sdtPr>
+              <w:sdtEndPr/>
               <w:sdtContent>
                 <w:r>
                   <w:rPr>
@@ -8164,6 +8128,7 @@
                   <w14:uncheckedState w14:val="2610" w14:font="MS Gothic"/>
                 </w14:checkbox>
               </w:sdtPr>
+              <w:sdtEndPr/>
               <w:sdtContent>
                 <w:r>
                   <w:rPr>
@@ -8236,6 +8201,7 @@
                   <w14:uncheckedState w14:val="2610" w14:font="MS Gothic"/>
                 </w14:checkbox>
               </w:sdtPr>
+              <w:sdtEndPr/>
               <w:sdtContent>
                 <w:r>
                   <w:rPr>
@@ -8266,6 +8232,7 @@
                   <w14:uncheckedState w14:val="2610" w14:font="MS Gothic"/>
                 </w14:checkbox>
               </w:sdtPr>
+              <w:sdtEndPr/>
               <w:sdtContent>
                 <w:r>
                   <w:rPr>
@@ -8296,6 +8263,7 @@
                   <w14:uncheckedState w14:val="2610" w14:font="MS Gothic"/>
                 </w14:checkbox>
               </w:sdtPr>
+              <w:sdtEndPr/>
               <w:sdtContent>
                 <w:r>
                   <w:rPr>
@@ -8325,6 +8293,7 @@
                   <w14:uncheckedState w14:val="2610" w14:font="MS Gothic"/>
                 </w14:checkbox>
               </w:sdtPr>
+              <w:sdtEndPr/>
               <w:sdtContent>
                 <w:r>
                   <w:rPr>
@@ -8354,6 +8323,7 @@
                   <w14:uncheckedState w14:val="2610" w14:font="MS Gothic"/>
                 </w14:checkbox>
               </w:sdtPr>
+              <w:sdtEndPr/>
               <w:sdtContent>
                 <w:r>
                   <w:rPr>
@@ -8425,6 +8395,7 @@
                   <w14:uncheckedState w14:val="2610" w14:font="MS Gothic"/>
                 </w14:checkbox>
               </w:sdtPr>
+              <w:sdtEndPr/>
               <w:sdtContent>
                 <w:r>
                   <w:rPr>
@@ -8455,6 +8426,7 @@
                   <w14:uncheckedState w14:val="2610" w14:font="MS Gothic"/>
                 </w14:checkbox>
               </w:sdtPr>
+              <w:sdtEndPr/>
               <w:sdtContent>
                 <w:r>
                   <w:rPr>
@@ -8485,6 +8457,7 @@
                   <w14:uncheckedState w14:val="2610" w14:font="MS Gothic"/>
                 </w14:checkbox>
               </w:sdtPr>
+              <w:sdtEndPr/>
               <w:sdtContent>
                 <w:r>
                   <w:rPr>
@@ -8514,6 +8487,7 @@
                   <w14:uncheckedState w14:val="2610" w14:font="MS Gothic"/>
                 </w14:checkbox>
               </w:sdtPr>
+              <w:sdtEndPr/>
               <w:sdtContent>
                 <w:r>
                   <w:rPr>
@@ -8543,6 +8517,7 @@
                   <w14:uncheckedState w14:val="2610" w14:font="MS Gothic"/>
                 </w14:checkbox>
               </w:sdtPr>
+              <w:sdtEndPr/>
               <w:sdtContent>
                 <w:r>
                   <w:rPr>
@@ -8597,6 +8572,7 @@
                   <w14:uncheckedState w14:val="2610" w14:font="MS Gothic"/>
                 </w14:checkbox>
               </w:sdtPr>
+              <w:sdtEndPr/>
               <w:sdtContent>
                 <w:r>
                   <w:rPr>
@@ -8627,6 +8603,7 @@
                   <w14:uncheckedState w14:val="2610" w14:font="MS Gothic"/>
                 </w14:checkbox>
               </w:sdtPr>
+              <w:sdtEndPr/>
               <w:sdtContent>
                 <w:r>
                   <w:rPr>
@@ -8657,6 +8634,7 @@
                   <w14:uncheckedState w14:val="2610" w14:font="MS Gothic"/>
                 </w14:checkbox>
               </w:sdtPr>
+              <w:sdtEndPr/>
               <w:sdtContent>
                 <w:r>
                   <w:rPr>
@@ -8686,6 +8664,7 @@
                   <w14:uncheckedState w14:val="2610" w14:font="MS Gothic"/>
                 </w14:checkbox>
               </w:sdtPr>
+              <w:sdtEndPr/>
               <w:sdtContent>
                 <w:r>
                   <w:rPr>
@@ -8715,6 +8694,7 @@
                   <w14:uncheckedState w14:val="2610" w14:font="MS Gothic"/>
                 </w14:checkbox>
               </w:sdtPr>
+              <w:sdtEndPr/>
               <w:sdtContent>
                 <w:r>
                   <w:rPr>
@@ -8785,6 +8765,7 @@
                   <w14:uncheckedState w14:val="2610" w14:font="MS Gothic"/>
                 </w14:checkbox>
               </w:sdtPr>
+              <w:sdtEndPr/>
               <w:sdtContent>
                 <w:r>
                   <w:rPr>
@@ -8815,6 +8796,7 @@
                   <w14:uncheckedState w14:val="2610" w14:font="MS Gothic"/>
                 </w14:checkbox>
               </w:sdtPr>
+              <w:sdtEndPr/>
               <w:sdtContent>
                 <w:r>
                   <w:rPr>
@@ -8845,6 +8827,7 @@
                   <w14:uncheckedState w14:val="2610" w14:font="MS Gothic"/>
                 </w14:checkbox>
               </w:sdtPr>
+              <w:sdtEndPr/>
               <w:sdtContent>
                 <w:r>
                   <w:rPr>
@@ -8874,6 +8857,7 @@
                   <w14:uncheckedState w14:val="2610" w14:font="MS Gothic"/>
                 </w14:checkbox>
               </w:sdtPr>
+              <w:sdtEndPr/>
               <w:sdtContent>
                 <w:r>
                   <w:rPr>
@@ -8903,6 +8887,7 @@
                   <w14:uncheckedState w14:val="2610" w14:font="MS Gothic"/>
                 </w14:checkbox>
               </w:sdtPr>
+              <w:sdtEndPr/>
               <w:sdtContent>
                 <w:r>
                   <w:rPr>
@@ -8975,6 +8960,7 @@
                   <w14:uncheckedState w14:val="2610" w14:font="MS Gothic"/>
                 </w14:checkbox>
               </w:sdtPr>
+              <w:sdtEndPr/>
               <w:sdtContent>
                 <w:r>
                   <w:rPr>
@@ -9005,6 +8991,7 @@
                   <w14:uncheckedState w14:val="2610" w14:font="MS Gothic"/>
                 </w14:checkbox>
               </w:sdtPr>
+              <w:sdtEndPr/>
               <w:sdtContent>
                 <w:r>
                   <w:rPr>
@@ -9035,6 +9022,7 @@
                   <w14:uncheckedState w14:val="2610" w14:font="MS Gothic"/>
                 </w14:checkbox>
               </w:sdtPr>
+              <w:sdtEndPr/>
               <w:sdtContent>
                 <w:r>
                   <w:rPr>
@@ -9064,6 +9052,7 @@
                   <w14:uncheckedState w14:val="2610" w14:font="MS Gothic"/>
                 </w14:checkbox>
               </w:sdtPr>
+              <w:sdtEndPr/>
               <w:sdtContent>
                 <w:r>
                   <w:rPr>
@@ -9093,6 +9082,7 @@
                   <w14:uncheckedState w14:val="2610" w14:font="MS Gothic"/>
                 </w14:checkbox>
               </w:sdtPr>
+              <w:sdtEndPr/>
               <w:sdtContent>
                 <w:r>
                   <w:rPr>
@@ -9162,6 +9152,7 @@
                   <w14:uncheckedState w14:val="2610" w14:font="MS Gothic"/>
                 </w14:checkbox>
               </w:sdtPr>
+              <w:sdtEndPr/>
               <w:sdtContent>
                 <w:r>
                   <w:rPr>
@@ -9192,6 +9183,7 @@
                   <w14:uncheckedState w14:val="2610" w14:font="MS Gothic"/>
                 </w14:checkbox>
               </w:sdtPr>
+              <w:sdtEndPr/>
               <w:sdtContent>
                 <w:r>
                   <w:rPr>
@@ -9222,6 +9214,7 @@
                   <w14:uncheckedState w14:val="2610" w14:font="MS Gothic"/>
                 </w14:checkbox>
               </w:sdtPr>
+              <w:sdtEndPr/>
               <w:sdtContent>
                 <w:r>
                   <w:rPr>
@@ -9251,6 +9244,7 @@
                   <w14:uncheckedState w14:val="2610" w14:font="MS Gothic"/>
                 </w14:checkbox>
               </w:sdtPr>
+              <w:sdtEndPr/>
               <w:sdtContent>
                 <w:r>
                   <w:rPr>
@@ -9280,6 +9274,7 @@
                   <w14:uncheckedState w14:val="2610" w14:font="MS Gothic"/>
                 </w14:checkbox>
               </w:sdtPr>
+              <w:sdtEndPr/>
               <w:sdtContent>
                 <w:r>
                   <w:rPr>
@@ -9568,6 +9563,7 @@
                   <w14:uncheckedState w14:val="2610" w14:font="MS Gothic"/>
                 </w14:checkbox>
               </w:sdtPr>
+              <w:sdtEndPr/>
               <w:sdtContent>
                 <w:r>
                   <w:rPr>
@@ -9598,6 +9594,7 @@
                   <w14:uncheckedState w14:val="2610" w14:font="MS Gothic"/>
                 </w14:checkbox>
               </w:sdtPr>
+              <w:sdtEndPr/>
               <w:sdtContent>
                 <w:r>
                   <w:rPr>
@@ -9628,6 +9625,7 @@
                   <w14:uncheckedState w14:val="2610" w14:font="MS Gothic"/>
                 </w14:checkbox>
               </w:sdtPr>
+              <w:sdtEndPr/>
               <w:sdtContent>
                 <w:r>
                   <w:rPr>
@@ -9658,6 +9656,7 @@
                   <w14:uncheckedState w14:val="2610" w14:font="MS Gothic"/>
                 </w14:checkbox>
               </w:sdtPr>
+              <w:sdtEndPr/>
               <w:sdtContent>
                 <w:r>
                   <w:rPr>
@@ -9687,6 +9686,7 @@
                   <w14:uncheckedState w14:val="2610" w14:font="MS Gothic"/>
                 </w14:checkbox>
               </w:sdtPr>
+              <w:sdtEndPr/>
               <w:sdtContent>
                 <w:r>
                   <w:rPr>
@@ -9747,6 +9747,7 @@
                   <w14:uncheckedState w14:val="2610" w14:font="MS Gothic"/>
                 </w14:checkbox>
               </w:sdtPr>
+              <w:sdtEndPr/>
               <w:sdtContent>
                 <w:r>
                   <w:rPr>
@@ -9777,6 +9778,7 @@
                   <w14:uncheckedState w14:val="2610" w14:font="MS Gothic"/>
                 </w14:checkbox>
               </w:sdtPr>
+              <w:sdtEndPr/>
               <w:sdtContent>
                 <w:r>
                   <w:rPr>
@@ -9807,6 +9809,7 @@
                   <w14:uncheckedState w14:val="2610" w14:font="MS Gothic"/>
                 </w14:checkbox>
               </w:sdtPr>
+              <w:sdtEndPr/>
               <w:sdtContent>
                 <w:r>
                   <w:rPr>
@@ -9836,6 +9839,7 @@
                   <w14:uncheckedState w14:val="2610" w14:font="MS Gothic"/>
                 </w14:checkbox>
               </w:sdtPr>
+              <w:sdtEndPr/>
               <w:sdtContent>
                 <w:r>
                   <w:rPr>
@@ -9865,6 +9869,7 @@
                   <w14:uncheckedState w14:val="2610" w14:font="MS Gothic"/>
                 </w14:checkbox>
               </w:sdtPr>
+              <w:sdtEndPr/>
               <w:sdtContent>
                 <w:r>
                   <w:rPr>
@@ -9924,6 +9929,7 @@
                   <w14:uncheckedState w14:val="2610" w14:font="MS Gothic"/>
                 </w14:checkbox>
               </w:sdtPr>
+              <w:sdtEndPr/>
               <w:sdtContent>
                 <w:r>
                   <w:rPr>
@@ -9954,6 +9960,7 @@
                   <w14:uncheckedState w14:val="2610" w14:font="MS Gothic"/>
                 </w14:checkbox>
               </w:sdtPr>
+              <w:sdtEndPr/>
               <w:sdtContent>
                 <w:r>
                   <w:rPr>
@@ -9984,6 +9991,7 @@
                   <w14:uncheckedState w14:val="2610" w14:font="MS Gothic"/>
                 </w14:checkbox>
               </w:sdtPr>
+              <w:sdtEndPr/>
               <w:sdtContent>
                 <w:r>
                   <w:rPr>
@@ -10013,6 +10021,7 @@
                   <w14:uncheckedState w14:val="2610" w14:font="MS Gothic"/>
                 </w14:checkbox>
               </w:sdtPr>
+              <w:sdtEndPr/>
               <w:sdtContent>
                 <w:r>
                   <w:rPr>
@@ -10042,6 +10051,7 @@
                   <w14:uncheckedState w14:val="2610" w14:font="MS Gothic"/>
                 </w14:checkbox>
               </w:sdtPr>
+              <w:sdtEndPr/>
               <w:sdtContent>
                 <w:r>
                   <w:rPr>
@@ -10099,6 +10109,7 @@
                   <w14:uncheckedState w14:val="2610" w14:font="MS Gothic"/>
                 </w14:checkbox>
               </w:sdtPr>
+              <w:sdtEndPr/>
               <w:sdtContent>
                 <w:r>
                   <w:rPr>
@@ -10129,6 +10140,7 @@
                   <w14:uncheckedState w14:val="2610" w14:font="MS Gothic"/>
                 </w14:checkbox>
               </w:sdtPr>
+              <w:sdtEndPr/>
               <w:sdtContent>
                 <w:r>
                   <w:rPr>
@@ -10159,6 +10171,7 @@
                   <w14:uncheckedState w14:val="2610" w14:font="MS Gothic"/>
                 </w14:checkbox>
               </w:sdtPr>
+              <w:sdtEndPr/>
               <w:sdtContent>
                 <w:r>
                   <w:rPr>
@@ -10189,6 +10202,7 @@
                   <w14:uncheckedState w14:val="2610" w14:font="MS Gothic"/>
                 </w14:checkbox>
               </w:sdtPr>
+              <w:sdtEndPr/>
               <w:sdtContent>
                 <w:r>
                   <w:rPr>
@@ -10218,6 +10232,7 @@
                   <w14:uncheckedState w14:val="2610" w14:font="MS Gothic"/>
                 </w14:checkbox>
               </w:sdtPr>
+              <w:sdtEndPr/>
               <w:sdtContent>
                 <w:r>
                   <w:rPr>
@@ -11542,6 +11557,7 @@
                   <w14:uncheckedState w14:val="2610" w14:font="MS Gothic"/>
                 </w14:checkbox>
               </w:sdtPr>
+              <w:sdtEndPr/>
               <w:sdtContent>
                 <w:r>
                   <w:rPr>
@@ -11609,6 +11625,7 @@
                   <w14:uncheckedState w14:val="2610" w14:font="MS Gothic"/>
                 </w14:checkbox>
               </w:sdtPr>
+              <w:sdtEndPr/>
               <w:sdtContent>
                 <w:r>
                   <w:rPr>
@@ -11874,6 +11891,7 @@
                   <w14:uncheckedState w14:val="2610" w14:font="MS Gothic"/>
                 </w14:checkbox>
               </w:sdtPr>
+              <w:sdtEndPr/>
               <w:sdtContent>
                 <w:r>
                   <w:rPr>
@@ -11913,6 +11931,7 @@
                   <w14:uncheckedState w14:val="2610" w14:font="MS Gothic"/>
                 </w14:checkbox>
               </w:sdtPr>
+              <w:sdtEndPr/>
               <w:sdtContent>
                 <w:r>
                   <w:rPr>
@@ -11989,6 +12008,7 @@
                   <w14:uncheckedState w14:val="2610" w14:font="MS Gothic"/>
                 </w14:checkbox>
               </w:sdtPr>
+              <w:sdtEndPr/>
               <w:sdtContent>
                 <w:r>
                   <w:rPr>
@@ -12093,6 +12113,7 @@
                   <w14:uncheckedState w14:val="2610" w14:font="MS Gothic"/>
                 </w14:checkbox>
               </w:sdtPr>
+              <w:sdtEndPr/>
               <w:sdtContent>
                 <w:r>
                   <w:rPr>
@@ -12132,6 +12153,7 @@
                   <w14:uncheckedState w14:val="2610" w14:font="MS Gothic"/>
                 </w14:checkbox>
               </w:sdtPr>
+              <w:sdtEndPr/>
               <w:sdtContent>
                 <w:r>
                   <w:rPr>
@@ -12209,6 +12231,7 @@
                   <w14:uncheckedState w14:val="2610" w14:font="MS Gothic"/>
                 </w14:checkbox>
               </w:sdtPr>
+              <w:sdtEndPr/>
               <w:sdtContent>
                 <w:r>
                   <w:rPr>
